--- a/과제제출물/00_과제보고서(요약본)_바이브코딩교육용앱개발.docx
+++ b/과제제출물/00_과제보고서(요약본)_바이브코딩교육용앱개발.docx
@@ -484,7 +484,7 @@
         <w:rPr>
           <w:rFonts w:ascii="Malgun Gothic" w:eastAsia="Malgun Gothic" w:hAnsi="Malgun Gothic" w:cs="Malgun Gothic"/>
         </w:rPr>
-        <w:t xml:space="preserve">다섯 앱은 가상의 「가온초등학교 5학년 2반(담임 이가람, 학생 24명)」 샘플 데이터를 공유하며, 첫 화면부터 샘플이 채워진 상태로 열린다.</w:t>
+        <w:t xml:space="preserve">다섯 앱은 가상의 「경인초등학교 5학년 2반(담임 이가람, 학생 24명)」 샘플 데이터를 공유하며, 첫 화면부터 샘플이 채워진 상태로 열린다.</w:t>
       </w:r>
     </w:p>
     <w:tbl>
